--- a/data/poems/poems_english/poezija i proza na engleskom/Unreal Girls.docx
+++ b/data/poems/poems_english/poezija i proza na engleskom/Unreal Girls.docx
@@ -1,6 +1,6 @@
 
 <file path=word/document.xml><?xml version="1.0" encoding="utf-8"?>
-<w:document xmlns:wpc="http://schemas.microsoft.com/office/word/2010/wordprocessingCanvas" xmlns:cx="http://schemas.microsoft.com/office/drawing/2014/chartex" xmlns:cx1="http://schemas.microsoft.com/office/drawing/2015/9/8/chartex" xmlns:cx2="http://schemas.microsoft.com/office/drawing/2015/10/21/chartex" xmlns:cx3="http://schemas.microsoft.com/office/drawing/2016/5/9/chartex" xmlns:cx4="http://schemas.microsoft.com/office/drawing/2016/5/10/chartex" xmlns:cx5="http://schemas.microsoft.com/office/drawing/2016/5/11/chartex" xmlns:cx6="http://schemas.microsoft.com/office/drawing/2016/5/12/chartex" xmlns:cx7="http://schemas.microsoft.com/office/drawing/2016/5/13/chartex" xmlns:cx8="http://schemas.microsoft.com/office/drawing/2016/5/14/chartex" xmlns:mc="http://schemas.openxmlformats.org/markup-compatibility/2006" xmlns:aink="http://schemas.microsoft.com/office/drawing/2016/ink" xmlns:am3d="http://schemas.microsoft.com/office/drawing/2017/model3d" xmlns:o="urn:schemas-microsoft-com:office:office" xmlns:oel="http://schemas.microsoft.com/office/2019/extlst" xmlns:r="http://schemas.openxmlformats.org/officeDocument/2006/relationships" xmlns:m="http://schemas.openxmlformats.org/officeDocument/2006/math" xmlns:v="urn:schemas-microsoft-com:vml" xmlns:wp14="http://schemas.microsoft.com/office/word/2010/wordprocessingDrawing" xmlns:wp="http://schemas.openxmlformats.org/drawingml/2006/wordprocessingDrawing" xmlns:w10="urn:schemas-microsoft-com:office:word" xmlns:w="http://schemas.openxmlformats.org/wordprocessingml/2006/main" xmlns:w14="http://schemas.microsoft.com/office/word/2010/wordml" xmlns:w15="http://schemas.microsoft.com/office/word/2012/wordml" xmlns:w16cex="http://schemas.microsoft.com/office/word/2018/wordml/cex" xmlns:w16cid="http://schemas.microsoft.com/office/word/2016/wordml/cid" xmlns:w16="http://schemas.microsoft.com/office/word/2018/wordml" xmlns:w16du="http://schemas.microsoft.com/office/word/2023/wordml/word16du" xmlns:w16sdtdh="http://schemas.microsoft.com/office/word/2020/wordml/sdtdatahash" xmlns:w16se="http://schemas.microsoft.com/office/word/2015/wordml/symex" xmlns:wpg="http://schemas.microsoft.com/office/word/2010/wordprocessingGroup" xmlns:wpi="http://schemas.microsoft.com/office/word/2010/wordprocessingInk" xmlns:wne="http://schemas.microsoft.com/office/word/2006/wordml" xmlns:wps="http://schemas.microsoft.com/office/word/2010/wordprocessingShape" mc:Ignorable="w14 w15 w16se w16cid w16 w16cex w16sdtdh w16du wp14">
+<w:document xmlns:wpc="http://schemas.microsoft.com/office/word/2010/wordprocessingCanvas" xmlns:cx="http://schemas.microsoft.com/office/drawing/2014/chartex" xmlns:cx1="http://schemas.microsoft.com/office/drawing/2015/9/8/chartex" xmlns:cx2="http://schemas.microsoft.com/office/drawing/2015/10/21/chartex" xmlns:cx3="http://schemas.microsoft.com/office/drawing/2016/5/9/chartex" xmlns:cx4="http://schemas.microsoft.com/office/drawing/2016/5/10/chartex" xmlns:cx5="http://schemas.microsoft.com/office/drawing/2016/5/11/chartex" xmlns:cx6="http://schemas.microsoft.com/office/drawing/2016/5/12/chartex" xmlns:cx7="http://schemas.microsoft.com/office/drawing/2016/5/13/chartex" xmlns:cx8="http://schemas.microsoft.com/office/drawing/2016/5/14/chartex" xmlns:mc="http://schemas.openxmlformats.org/markup-compatibility/2006" xmlns:aink="http://schemas.microsoft.com/office/drawing/2016/ink" xmlns:am3d="http://schemas.microsoft.com/office/drawing/2017/model3d" xmlns:o="urn:schemas-microsoft-com:office:office" xmlns:oel="http://schemas.microsoft.com/office/2019/extlst" xmlns:r="http://schemas.openxmlformats.org/officeDocument/2006/relationships" xmlns:m="http://schemas.openxmlformats.org/officeDocument/2006/math" xmlns:v="urn:schemas-microsoft-com:vml" xmlns:wp14="http://schemas.microsoft.com/office/word/2010/wordprocessingDrawing" xmlns:wp="http://schemas.openxmlformats.org/drawingml/2006/wordprocessingDrawing" xmlns:w10="urn:schemas-microsoft-com:office:word" xmlns:w="http://schemas.openxmlformats.org/wordprocessingml/2006/main" xmlns:w14="http://schemas.microsoft.com/office/word/2010/wordml" xmlns:w15="http://schemas.microsoft.com/office/word/2012/wordml" xmlns:w16cex="http://schemas.microsoft.com/office/word/2018/wordml/cex" xmlns:w16cid="http://schemas.microsoft.com/office/word/2016/wordml/cid" xmlns:w16="http://schemas.microsoft.com/office/word/2018/wordml" xmlns:w16du="http://schemas.microsoft.com/office/word/2023/wordml/word16du" xmlns:w16sdtdh="http://schemas.microsoft.com/office/word/2020/wordml/sdtdatahash" xmlns:w16sdtfl="http://schemas.microsoft.com/office/word/2024/wordml/sdtformatlock" xmlns:w16se="http://schemas.microsoft.com/office/word/2015/wordml/symex" xmlns:wpg="http://schemas.microsoft.com/office/word/2010/wordprocessingGroup" xmlns:wpi="http://schemas.microsoft.com/office/word/2010/wordprocessingInk" xmlns:wne="http://schemas.microsoft.com/office/word/2006/wordml" xmlns:wps="http://schemas.microsoft.com/office/word/2010/wordprocessingShape" mc:Ignorable="w14 w15 w16se w16cid w16 w16cex w16sdtdh w16sdtfl w16du wp14">
   <w:body>
     <w:p>
       <w:pPr>
@@ -430,26 +430,42 @@
           <w:szCs w:val="24"/>
           <w:lang w:val="en-US"/>
         </w:rPr>
-        <w:t xml:space="preserve"> came the workers from the Department of girls</w:t>
-      </w:r>
-    </w:p>
-    <w:p>
-      <w:pPr>
-        <w:spacing w:line="240" w:lineRule="auto"/>
-        <w:contextualSpacing/>
-        <w:rPr>
-          <w:sz w:val="24"/>
-          <w:szCs w:val="24"/>
-          <w:lang w:val="en-US"/>
-        </w:rPr>
-      </w:pPr>
-      <w:r>
-        <w:rPr>
-          <w:sz w:val="24"/>
-          <w:szCs w:val="24"/>
-          <w:lang w:val="en-US"/>
-        </w:rPr>
-        <w:t>And replaced the girl with a new one</w:t>
+        <w:t xml:space="preserve"> came the workers from the Department of </w:t>
+      </w:r>
+      <w:r>
+        <w:rPr>
+          <w:sz w:val="24"/>
+          <w:szCs w:val="24"/>
+          <w:lang w:val="en-US"/>
+        </w:rPr>
+        <w:t>G</w:t>
+      </w:r>
+      <w:r>
+        <w:rPr>
+          <w:sz w:val="24"/>
+          <w:szCs w:val="24"/>
+          <w:lang w:val="en-US"/>
+        </w:rPr>
+        <w:t>irls</w:t>
+      </w:r>
+    </w:p>
+    <w:p>
+      <w:pPr>
+        <w:spacing w:line="240" w:lineRule="auto"/>
+        <w:contextualSpacing/>
+        <w:rPr>
+          <w:sz w:val="24"/>
+          <w:szCs w:val="24"/>
+          <w:lang w:val="en-US"/>
+        </w:rPr>
+      </w:pPr>
+      <w:r>
+        <w:rPr>
+          <w:sz w:val="24"/>
+          <w:szCs w:val="24"/>
+          <w:lang w:val="en-US"/>
+        </w:rPr>
+        <w:t>And replaced the girl with a newer model</w:t>
       </w:r>
     </w:p>
     <w:p>
@@ -491,7 +507,25 @@
           <w:szCs w:val="24"/>
           <w:lang w:val="en-US"/>
         </w:rPr>
-        <w:t>We hope this new one won’t break like the last one</w:t>
+        <w:t xml:space="preserve">We hope this new one won’t break </w:t>
+      </w:r>
+      <w:r>
+        <w:rPr>
+          <w:i/>
+          <w:sz w:val="24"/>
+          <w:szCs w:val="24"/>
+          <w:lang w:val="en-US"/>
+        </w:rPr>
+        <w:t xml:space="preserve">down </w:t>
+      </w:r>
+      <w:r>
+        <w:rPr>
+          <w:i/>
+          <w:sz w:val="24"/>
+          <w:szCs w:val="24"/>
+          <w:lang w:val="en-US"/>
+        </w:rPr>
+        <w:t>like the last one</w:t>
       </w:r>
     </w:p>
     <w:p>
@@ -615,34 +649,44 @@
           <w:szCs w:val="24"/>
           <w:lang w:val="en-US"/>
         </w:rPr>
-        <w:t>Not even when she spoke to her in the imperative</w:t>
-      </w:r>
-      <w:r>
-        <w:rPr>
-          <w:sz w:val="24"/>
-          <w:szCs w:val="24"/>
-          <w:lang w:val="en-US"/>
-        </w:rPr>
-        <w:t xml:space="preserve"> voice</w:t>
-      </w:r>
-    </w:p>
-    <w:p>
-      <w:pPr>
-        <w:spacing w:line="240" w:lineRule="auto"/>
-        <w:contextualSpacing/>
-        <w:rPr>
-          <w:sz w:val="24"/>
-          <w:szCs w:val="24"/>
-          <w:lang w:val="en-US"/>
-        </w:rPr>
-      </w:pPr>
-      <w:r>
-        <w:rPr>
-          <w:sz w:val="24"/>
-          <w:szCs w:val="24"/>
-          <w:lang w:val="en-US"/>
-        </w:rPr>
-        <w:t>Most of all she liked that the new one</w:t>
+        <w:t>Not even when she spoke to her at length in imperatives</w:t>
+      </w:r>
+    </w:p>
+    <w:p>
+      <w:pPr>
+        <w:spacing w:line="240" w:lineRule="auto"/>
+        <w:contextualSpacing/>
+        <w:rPr>
+          <w:sz w:val="24"/>
+          <w:szCs w:val="24"/>
+          <w:lang w:val="en-US"/>
+        </w:rPr>
+      </w:pPr>
+      <w:r>
+        <w:rPr>
+          <w:sz w:val="24"/>
+          <w:szCs w:val="24"/>
+          <w:lang w:val="en-US"/>
+        </w:rPr>
+        <w:t xml:space="preserve">Most of all she liked that </w:t>
+      </w:r>
+      <w:proofErr w:type="gramStart"/>
+      <w:r>
+        <w:rPr>
+          <w:sz w:val="24"/>
+          <w:szCs w:val="24"/>
+          <w:lang w:val="en-US"/>
+        </w:rPr>
+        <w:t>the new</w:t>
+      </w:r>
+      <w:proofErr w:type="gramEnd"/>
+      <w:r>
+        <w:rPr>
+          <w:sz w:val="24"/>
+          <w:szCs w:val="24"/>
+          <w:lang w:val="en-US"/>
+        </w:rPr>
+        <w:t xml:space="preserve"> one</w:t>
       </w:r>
     </w:p>
     <w:p>
@@ -680,15 +724,7 @@
           <w:szCs w:val="24"/>
           <w:lang w:val="en-US"/>
         </w:rPr>
-        <w:t>D</w:t>
-      </w:r>
-      <w:r>
-        <w:rPr>
-          <w:sz w:val="24"/>
-          <w:szCs w:val="24"/>
-          <w:lang w:val="en-US"/>
-        </w:rPr>
-        <w:t>idn't resemble her at all</w:t>
+        <w:t>Bore no resemblance to her whatsoever</w:t>
       </w:r>
     </w:p>
     <w:p>
@@ -794,31 +830,20 @@
     <w:p>
       <w:pPr>
         <w:spacing w:line="240" w:lineRule="auto"/>
-        <w:contextualSpacing/>
-        <w:rPr>
-          <w:sz w:val="24"/>
-          <w:szCs w:val="24"/>
-          <w:lang w:val="en-US"/>
-        </w:rPr>
-      </w:pPr>
-      <w:r>
-        <w:rPr>
-          <w:sz w:val="24"/>
-          <w:szCs w:val="24"/>
-          <w:lang w:val="en-US"/>
-        </w:rPr>
-        <w:t>Knocking on the tower door with her forehead</w:t>
-      </w:r>
-    </w:p>
-    <w:p>
-      <w:pPr>
-        <w:spacing w:line="240" w:lineRule="auto"/>
-        <w:rPr>
-          <w:sz w:val="24"/>
-          <w:szCs w:val="24"/>
-          <w:lang w:val="en-US"/>
-        </w:rPr>
-      </w:pPr>
+        <w:rPr>
+          <w:sz w:val="24"/>
+          <w:szCs w:val="24"/>
+          <w:lang w:val="en-US"/>
+        </w:rPr>
+      </w:pPr>
+      <w:r>
+        <w:rPr>
+          <w:sz w:val="24"/>
+          <w:szCs w:val="24"/>
+          <w:lang w:val="en-US"/>
+        </w:rPr>
+        <w:t>Banging her forehead against the tower door</w:t>
+      </w:r>
     </w:p>
     <w:p>
       <w:pPr>
@@ -842,7 +867,7 @@
 </file>
 
 <file path=word/styles.xml><?xml version="1.0" encoding="utf-8"?>
-<w:styles xmlns:mc="http://schemas.openxmlformats.org/markup-compatibility/2006" xmlns:r="http://schemas.openxmlformats.org/officeDocument/2006/relationships" xmlns:w="http://schemas.openxmlformats.org/wordprocessingml/2006/main" xmlns:w14="http://schemas.microsoft.com/office/word/2010/wordml" xmlns:w15="http://schemas.microsoft.com/office/word/2012/wordml" xmlns:w16cex="http://schemas.microsoft.com/office/word/2018/wordml/cex" xmlns:w16cid="http://schemas.microsoft.com/office/word/2016/wordml/cid" xmlns:w16="http://schemas.microsoft.com/office/word/2018/wordml" xmlns:w16du="http://schemas.microsoft.com/office/word/2023/wordml/word16du" xmlns:w16sdtdh="http://schemas.microsoft.com/office/word/2020/wordml/sdtdatahash" xmlns:w16se="http://schemas.microsoft.com/office/word/2015/wordml/symex" mc:Ignorable="w14 w15 w16se w16cid w16 w16cex w16sdtdh w16du">
+<w:styles xmlns:mc="http://schemas.openxmlformats.org/markup-compatibility/2006" xmlns:r="http://schemas.openxmlformats.org/officeDocument/2006/relationships" xmlns:w="http://schemas.openxmlformats.org/wordprocessingml/2006/main" xmlns:w14="http://schemas.microsoft.com/office/word/2010/wordml" xmlns:w15="http://schemas.microsoft.com/office/word/2012/wordml" xmlns:w16cex="http://schemas.microsoft.com/office/word/2018/wordml/cex" xmlns:w16cid="http://schemas.microsoft.com/office/word/2016/wordml/cid" xmlns:w16="http://schemas.microsoft.com/office/word/2018/wordml" xmlns:w16du="http://schemas.microsoft.com/office/word/2023/wordml/word16du" xmlns:w16sdtdh="http://schemas.microsoft.com/office/word/2020/wordml/sdtdatahash" xmlns:w16sdtfl="http://schemas.microsoft.com/office/word/2024/wordml/sdtformatlock" xmlns:w16se="http://schemas.microsoft.com/office/word/2015/wordml/symex" mc:Ignorable="w14 w15 w16se w16cid w16 w16cex w16sdtdh w16sdtfl w16du">
   <w:docDefaults>
     <w:rPrDefault>
       <w:rPr>
@@ -1657,4 +1682,10 @@
   <a:objectDefaults/>
   <a:extraClrSchemeLst/>
 </a:theme>
+</file>
+
+<file path=docMetadata/LabelInfo.xml><?xml version="1.0" encoding="utf-8"?>
+<clbl:labelList xmlns:clbl="http://schemas.microsoft.com/office/2020/mipLabelMetadata">
+  <clbl:label id="{cf8c7287-838c-46dd-b281-b1140229e67a}" enabled="1" method="Privileged" siteId="{75e027c9-20d5-47d5-b82f-77d7cd041e8f}" contentBits="0" removed="0"/>
+</clbl:labelList>
 </file>